--- a/docs/demo/ResolveFlow-demo.docx
+++ b/docs/demo/ResolveFlow-demo.docx
@@ -12,7 +12,7 @@
     </w:p>
     <w:p>
       <w:r>
-        <w:t>用一组真实页面截图，展示售后诉求如何经过规则核验、人工审批和后台执行，并通过台账避免重复模拟退款。面向项目展示与面试讲解，无需录制视频。</w:t>
+        <w:t>用一组真实页面截图，展示售后诉求如何经过规则核验、人工审批和后台执行，并通过台账避免重复模拟退款。展示业务处理流程与执行结果。</w:t>
       </w:r>
     </w:p>
     <w:p>
